--- a/ZC4H2 Unravel overlap 6s.docx
+++ b/ZC4H2 Unravel overlap 6s.docx
@@ -1712,7 +1712,7 @@
                 <w:rFonts w:ascii="Calibri" w:hAnsi="Calibri"/>
                 <w:sz w:val="20"/>
               </w:rPr>
-              <w:t xml:space="preserve">Neurotransmitter modulator, ↑ ZC4H2</w:t>
+              <w:t xml:space="preserve">↑ ZC4H2, Neurotransmitter modulator</w:t>
             </w:r>
           </w:p>
         </w:tc>
